--- a/docs/labs/ЛЗ3_Бизнес-кейс_устав_финмодель.docx
+++ b/docs/labs/ЛЗ3_Бизнес-кейс_устав_финмодель.docx
@@ -3343,7 +3343,7 @@
               <w:rPr>
                 <w:sz w:val="19"/>
               </w:rPr>
-              <w:t>Бекмағанбет Әлібек — PM, разработка; Зият Нүркен — аналитика и требования, тестирование и CI</w:t>
+              <w:t>Бекмағанбет Әлібек — PM, разработка; Зият Нұркен — аналитика и требования, тестирование и CI</w:t>
             </w:r>
           </w:p>
         </w:tc>
